--- a/public/forms/行政/询问讯问笔录.docx
+++ b/public/forms/行政/询问讯问笔录.docx
@@ -3,1301 +3,139 @@
 <w:document xmlns:wpc="http://schemas.microsoft.com/office/word/2010/wordprocessingCanvas" xmlns:mo="http://schemas.microsoft.com/office/mac/office/2008/main" xmlns:mc="http://schemas.openxmlformats.org/markup-compatibility/2006" xmlns:mv="urn:schemas-microsoft-com:mac:vml" xmlns:o="urn:schemas-microsoft-com:office:office" xmlns:r="http://schemas.openxmlformats.org/officeDocument/2006/relationships" xmlns:m="http://schemas.openxmlformats.org/officeDocument/2006/math" xmlns:v="urn:schemas-microsoft-com:vml" xmlns:wp14="http://schemas.microsoft.com/office/word/2010/wordprocessingDrawing" xmlns:wp="http://schemas.openxmlformats.org/drawingml/2006/wordprocessingDrawing" xmlns:w10="urn:schemas-microsoft-com:office:word" xmlns:w="http://schemas.openxmlformats.org/wordprocessingml/2006/main" xmlns:w14="http://schemas.microsoft.com/office/word/2010/wordml" xmlns:wpg="http://schemas.microsoft.com/office/word/2010/wordprocessingGroup" xmlns:wpi="http://schemas.microsoft.com/office/word/2010/wordprocessingInk" xmlns:wne="http://schemas.microsoft.com/office/word/2006/wordml" xmlns:wps="http://schemas.microsoft.com/office/word/2010/wordprocessingShape" mc:Ignorable="w14 wp14">
   <w:body>
     <w:p>
-      <w:pPr>
-        <w:pStyle w:val="BodyTextIndent"/>
-        <w:spacing w:lineRule="exact" w:line="440"/>
-        <w:ind w:start="0" w:end="0"/>
-        <w:jc w:val="center"/>
-        <w:rPr>
-          <w:rFonts w:ascii="方正小标宋简体;黑体" w:hAnsi="方正小标宋简体;黑体" w:eastAsia="方正小标宋简体;黑体" w:cs="宋体" w:hint="eastAsia"/>
-          <w:sz w:val="44"/>
-          <w:szCs w:val="44"/>
-        </w:rPr>
-      </w:pPr>
       <w:r>
         <w:rPr>
-          <w:rFonts w:ascii="方正小标宋简体;黑体" w:hAnsi="方正小标宋简体;黑体" w:cs="宋体" w:hint="eastAsia" w:eastAsia="方正小标宋简体;黑体"/>
-          <w:sz w:val="44"/>
-          <w:szCs w:val="44"/>
+          <w:rFonts w:ascii="宋体" w:hAnsi="宋体" w:eastAsia="宋体"/>
         </w:rPr>
-        <w:t>询问</w:t>
-      </w:r>
-      <w:r>
-        <w:rPr>
-          <w:rFonts w:eastAsia="方正小标宋简体;黑体" w:cs="宋体" w:hint="eastAsia" w:ascii="方正小标宋简体;黑体" w:hAnsi="方正小标宋简体;黑体"/>
-          <w:sz w:val="44"/>
-          <w:szCs w:val="44"/>
-        </w:rPr>
-        <w:t>/</w:t>
-      </w:r>
-      <w:r>
-        <w:rPr>
-          <w:rFonts w:ascii="方正小标宋简体;黑体" w:hAnsi="方正小标宋简体;黑体" w:cs="宋体" w:hint="eastAsia" w:eastAsia="方正小标宋简体;黑体"/>
-          <w:sz w:val="44"/>
-          <w:szCs w:val="44"/>
-        </w:rPr>
-        <w:t>讯问笔录</w:t>
+        <w:t>— 33 —</w:t>
       </w:r>
     </w:p>
     <w:p>
-      <w:pPr>
-        <w:pStyle w:val="BodyTextIndent"/>
-        <w:spacing w:lineRule="exact" w:line="440"/>
-        <w:ind w:start="0" w:end="0"/>
-        <w:jc w:val="center"/>
-        <w:rPr>
-          <w:rFonts w:ascii="仿宋_GB2312;仿宋" w:hAnsi="仿宋_GB2312;仿宋" w:eastAsia="方正小标宋简体;黑体" w:cs="宋体" w:hint="eastAsia"/>
-          <w:sz w:val="32"/>
-          <w:szCs w:val="32"/>
-        </w:rPr>
-      </w:pPr>
       <w:r>
         <w:rPr>
-          <w:rFonts w:eastAsia="方正小标宋简体;黑体" w:cs="宋体" w:hint="eastAsia" w:ascii="仿宋_GB2312;仿宋" w:hAnsi="仿宋_GB2312;仿宋"/>
-          <w:sz w:val="32"/>
-          <w:szCs w:val="32"/>
+          <w:rFonts w:ascii="宋体" w:hAnsi="宋体" w:eastAsia="宋体"/>
         </w:rPr>
+        <w:t>式样六（行政刑事通用） 第 次</w:t>
       </w:r>
     </w:p>
     <w:p>
-      <w:pPr>
-        <w:pStyle w:val="BodyTextIndent"/>
-        <w:spacing w:lineRule="exact" w:line="440"/>
-        <w:ind w:start="0" w:end="0"/>
-        <w:rPr>
-          <w:rFonts w:ascii="仿宋_GB2312;仿宋" w:hAnsi="仿宋_GB2312;仿宋" w:hint="eastAsia"/>
-          <w:sz w:val="32"/>
-          <w:szCs w:val="32"/>
-        </w:rPr>
-      </w:pPr>
       <w:r>
         <w:rPr>
-          <w:rFonts w:ascii="仿宋_GB2312;仿宋" w:hAnsi="仿宋_GB2312;仿宋" w:hint="eastAsia"/>
-          <w:sz w:val="32"/>
-          <w:szCs w:val="32"/>
+          <w:rFonts w:ascii="宋体" w:hAnsi="宋体" w:eastAsia="宋体"/>
         </w:rPr>
-        <w:t>时间</w:t>
-      </w:r>
-      <w:r>
-        <w:rPr>
-          <w:rFonts w:hint="eastAsia"/>
-          <w:sz w:val="32"/>
-          <w:szCs w:val="32"/>
-          <w:u w:val="single"/>
-        </w:rPr>
-        <w:t xml:space="preserve">     </w:t>
-      </w:r>
-      <w:r>
-        <w:rPr>
-          <w:rFonts w:hint="eastAsia"/>
-          <w:sz w:val="32"/>
-          <w:szCs w:val="32"/>
-        </w:rPr>
-        <w:t>年</w:t>
-      </w:r>
-      <w:r>
-        <w:rPr>
-          <w:rFonts w:hint="eastAsia"/>
-          <w:sz w:val="32"/>
-          <w:szCs w:val="32"/>
-          <w:u w:val="single"/>
-        </w:rPr>
-        <w:t xml:space="preserve">   </w:t>
-      </w:r>
-      <w:r>
-        <w:rPr>
-          <w:rFonts w:hint="eastAsia"/>
-          <w:sz w:val="32"/>
-          <w:szCs w:val="32"/>
-        </w:rPr>
-        <w:t>月</w:t>
-      </w:r>
-      <w:r>
-        <w:rPr>
-          <w:rFonts w:hint="eastAsia"/>
-          <w:sz w:val="32"/>
-          <w:szCs w:val="32"/>
-          <w:u w:val="single"/>
-        </w:rPr>
-        <w:t xml:space="preserve">   </w:t>
-      </w:r>
-      <w:r>
-        <w:rPr>
-          <w:rFonts w:hint="eastAsia"/>
-          <w:sz w:val="32"/>
-          <w:szCs w:val="32"/>
-        </w:rPr>
-        <w:t>日</w:t>
-      </w:r>
-      <w:r>
-        <w:rPr>
-          <w:rFonts w:ascii="仿宋_GB2312;仿宋" w:hAnsi="仿宋_GB2312;仿宋" w:hint="eastAsia"/>
-          <w:sz w:val="32"/>
-          <w:szCs w:val="32"/>
-          <w:u w:val="single"/>
-        </w:rPr>
-        <w:t xml:space="preserve">   </w:t>
-      </w:r>
-      <w:r>
-        <w:rPr>
-          <w:rFonts w:ascii="仿宋_GB2312;仿宋" w:hAnsi="仿宋_GB2312;仿宋" w:hint="eastAsia"/>
-          <w:sz w:val="32"/>
-          <w:szCs w:val="32"/>
-        </w:rPr>
-        <w:t>时</w:t>
-      </w:r>
-      <w:r>
-        <w:rPr>
-          <w:rFonts w:ascii="仿宋_GB2312;仿宋" w:hAnsi="仿宋_GB2312;仿宋" w:hint="eastAsia"/>
-          <w:sz w:val="32"/>
-          <w:szCs w:val="32"/>
-          <w:u w:val="single"/>
-        </w:rPr>
-        <w:t xml:space="preserve">   </w:t>
-      </w:r>
-      <w:r>
-        <w:rPr>
-          <w:rFonts w:ascii="仿宋_GB2312;仿宋" w:hAnsi="仿宋_GB2312;仿宋" w:hint="eastAsia"/>
-          <w:sz w:val="32"/>
-          <w:szCs w:val="32"/>
-        </w:rPr>
-        <w:t>分</w:t>
-      </w:r>
-      <w:r>
-        <w:rPr>
-          <w:rFonts w:hint="eastAsia"/>
-          <w:sz w:val="32"/>
-          <w:szCs w:val="32"/>
-        </w:rPr>
-        <w:t>至</w:t>
-      </w:r>
-      <w:r>
-        <w:rPr>
-          <w:rFonts w:hint="eastAsia"/>
-          <w:sz w:val="32"/>
-          <w:szCs w:val="32"/>
-          <w:u w:val="single"/>
-        </w:rPr>
-        <w:t xml:space="preserve">     </w:t>
-      </w:r>
-      <w:r>
-        <w:rPr>
-          <w:rFonts w:hint="eastAsia"/>
-          <w:sz w:val="32"/>
-          <w:szCs w:val="32"/>
-        </w:rPr>
-        <w:t>年</w:t>
-      </w:r>
-      <w:r>
-        <w:rPr>
-          <w:rFonts w:hint="eastAsia"/>
-          <w:sz w:val="32"/>
-          <w:szCs w:val="32"/>
-          <w:u w:val="single"/>
-        </w:rPr>
-        <w:t xml:space="preserve">   </w:t>
-      </w:r>
-      <w:r>
-        <w:rPr>
-          <w:rFonts w:hint="eastAsia"/>
-          <w:sz w:val="32"/>
-          <w:szCs w:val="32"/>
-        </w:rPr>
-        <w:t>月</w:t>
-      </w:r>
-      <w:r>
-        <w:rPr>
-          <w:rFonts w:hint="eastAsia"/>
-          <w:sz w:val="32"/>
-          <w:szCs w:val="32"/>
-          <w:u w:val="single"/>
-        </w:rPr>
-        <w:t xml:space="preserve">   </w:t>
-      </w:r>
-      <w:r>
-        <w:rPr>
-          <w:rFonts w:hint="eastAsia"/>
-          <w:sz w:val="32"/>
-          <w:szCs w:val="32"/>
-        </w:rPr>
-        <w:t>日</w:t>
-      </w:r>
-      <w:r>
-        <w:rPr>
-          <w:rFonts w:ascii="仿宋_GB2312;仿宋" w:hAnsi="仿宋_GB2312;仿宋" w:hint="eastAsia"/>
-          <w:sz w:val="32"/>
-          <w:szCs w:val="32"/>
-          <w:u w:val="single"/>
-        </w:rPr>
-        <w:t xml:space="preserve">   </w:t>
-      </w:r>
-      <w:r>
-        <w:rPr>
-          <w:rFonts w:ascii="仿宋_GB2312;仿宋" w:hAnsi="仿宋_GB2312;仿宋" w:hint="eastAsia"/>
-          <w:sz w:val="32"/>
-          <w:szCs w:val="32"/>
-        </w:rPr>
-        <w:t>时</w:t>
-      </w:r>
-      <w:r>
-        <w:rPr>
-          <w:rFonts w:ascii="仿宋_GB2312;仿宋" w:hAnsi="仿宋_GB2312;仿宋" w:hint="eastAsia"/>
-          <w:sz w:val="32"/>
-          <w:szCs w:val="32"/>
-          <w:u w:val="single"/>
-        </w:rPr>
-        <w:t xml:space="preserve">   </w:t>
-      </w:r>
-      <w:r>
-        <w:rPr>
-          <w:rFonts w:ascii="仿宋_GB2312;仿宋" w:hAnsi="仿宋_GB2312;仿宋" w:hint="eastAsia"/>
-          <w:sz w:val="32"/>
-          <w:szCs w:val="32"/>
-        </w:rPr>
-        <w:t>分</w:t>
+        <w:t>询问/讯问笔录</w:t>
       </w:r>
     </w:p>
     <w:p>
-      <w:pPr>
-        <w:pStyle w:val="BodyTextIndent"/>
-        <w:spacing w:lineRule="exact" w:line="440"/>
-        <w:ind w:start="0" w:end="0"/>
-        <w:rPr>
-          <w:rFonts w:ascii="仿宋_GB2312;仿宋" w:hAnsi="仿宋_GB2312;仿宋" w:hint="eastAsia"/>
-          <w:sz w:val="32"/>
-          <w:szCs w:val="32"/>
-          <w:u w:val="single"/>
-        </w:rPr>
-      </w:pPr>
       <w:r>
         <w:rPr>
-          <w:rFonts w:ascii="仿宋_GB2312;仿宋" w:hAnsi="仿宋_GB2312;仿宋" w:hint="eastAsia"/>
-          <w:sz w:val="32"/>
-          <w:szCs w:val="32"/>
+          <w:rFonts w:ascii="宋体" w:hAnsi="宋体" w:eastAsia="宋体"/>
+        </w:rPr>
+        <w:t>时间 年 月 日 时 分至 年 月 日 时 分</w:t>
+      </w:r>
+    </w:p>
+    <w:p>
+      <w:r>
+        <w:rPr>
+          <w:rFonts w:ascii="宋体" w:hAnsi="宋体" w:eastAsia="宋体"/>
         </w:rPr>
         <w:t>地点</w:t>
       </w:r>
+    </w:p>
+    <w:p>
       <w:r>
         <w:rPr>
-          <w:rFonts w:ascii="仿宋_GB2312;仿宋" w:hAnsi="仿宋_GB2312;仿宋" w:hint="eastAsia"/>
-          <w:sz w:val="32"/>
-          <w:szCs w:val="32"/>
-          <w:u w:val="single"/>
+          <w:rFonts w:ascii="宋体" w:hAnsi="宋体" w:eastAsia="宋体"/>
         </w:rPr>
-        <w:t xml:space="preserve">                                                        </w:t>
+        <w:t>询问/讯问人（签名） 、 工作单位</w:t>
       </w:r>
     </w:p>
     <w:p>
-      <w:pPr>
-        <w:pStyle w:val="BodyTextIndent"/>
-        <w:spacing w:lineRule="exact" w:line="440"/>
-        <w:ind w:start="0" w:end="0"/>
-        <w:rPr>
-          <w:rFonts w:ascii="仿宋_GB2312;仿宋" w:hAnsi="仿宋_GB2312;仿宋" w:hint="eastAsia"/>
-          <w:sz w:val="32"/>
-          <w:szCs w:val="32"/>
-          <w:u w:val="single"/>
-        </w:rPr>
-      </w:pPr>
       <w:r>
         <w:rPr>
-          <w:rFonts w:ascii="仿宋_GB2312;仿宋" w:hAnsi="仿宋_GB2312;仿宋" w:hint="eastAsia"/>
-          <w:sz w:val="32"/>
-          <w:szCs w:val="32"/>
+          <w:rFonts w:ascii="宋体" w:hAnsi="宋体" w:eastAsia="宋体"/>
         </w:rPr>
-        <w:t>询问</w:t>
-      </w:r>
-      <w:r>
-        <w:rPr>
-          <w:rFonts w:hint="eastAsia" w:ascii="仿宋_GB2312;仿宋" w:hAnsi="仿宋_GB2312;仿宋"/>
-          <w:sz w:val="32"/>
-          <w:szCs w:val="32"/>
-        </w:rPr>
-        <w:t>/</w:t>
-      </w:r>
-      <w:r>
-        <w:rPr>
-          <w:rFonts w:ascii="仿宋_GB2312;仿宋" w:hAnsi="仿宋_GB2312;仿宋" w:hint="eastAsia"/>
-          <w:sz w:val="32"/>
-          <w:szCs w:val="32"/>
-        </w:rPr>
-        <w:t xml:space="preserve">讯问人（签名） </w:t>
-      </w:r>
-      <w:r>
-        <w:rPr>
-          <w:rFonts w:ascii="仿宋_GB2312;仿宋" w:hAnsi="仿宋_GB2312;仿宋" w:hint="eastAsia"/>
-          <w:sz w:val="32"/>
-          <w:szCs w:val="32"/>
-          <w:u w:val="single"/>
-        </w:rPr>
-        <w:t xml:space="preserve">       </w:t>
-      </w:r>
-      <w:r>
-        <w:rPr>
-          <w:rFonts w:ascii="仿宋_GB2312;仿宋" w:hAnsi="仿宋_GB2312;仿宋" w:hint="eastAsia"/>
-          <w:sz w:val="32"/>
-          <w:szCs w:val="32"/>
-        </w:rPr>
-        <w:t>、</w:t>
-      </w:r>
-      <w:r>
-        <w:rPr>
-          <w:rFonts w:ascii="仿宋_GB2312;仿宋" w:hAnsi="仿宋_GB2312;仿宋" w:hint="eastAsia"/>
-          <w:sz w:val="32"/>
-          <w:szCs w:val="32"/>
-          <w:u w:val="single"/>
-        </w:rPr>
-        <w:t xml:space="preserve">       </w:t>
-      </w:r>
-      <w:r>
-        <w:rPr>
-          <w:rFonts w:ascii="仿宋_GB2312;仿宋" w:hAnsi="仿宋_GB2312;仿宋" w:hint="eastAsia"/>
-          <w:sz w:val="32"/>
-          <w:szCs w:val="32"/>
-        </w:rPr>
-        <w:t>工作单位</w:t>
-      </w:r>
-      <w:r>
-        <w:rPr>
-          <w:rFonts w:ascii="仿宋_GB2312;仿宋" w:hAnsi="仿宋_GB2312;仿宋" w:hint="eastAsia"/>
-          <w:sz w:val="32"/>
-          <w:szCs w:val="32"/>
-          <w:u w:val="single"/>
-        </w:rPr>
-        <w:t xml:space="preserve">                                      </w:t>
+        <w:t>记录人（签名） 工作单位</w:t>
       </w:r>
     </w:p>
     <w:p>
-      <w:pPr>
-        <w:pStyle w:val="BodyTextIndent"/>
-        <w:spacing w:lineRule="exact" w:line="440"/>
-        <w:ind w:start="0" w:end="0"/>
-        <w:rPr>
-          <w:rFonts w:ascii="仿宋_GB2312;仿宋" w:hAnsi="仿宋_GB2312;仿宋" w:hint="eastAsia"/>
-          <w:sz w:val="32"/>
-          <w:szCs w:val="32"/>
-        </w:rPr>
-      </w:pPr>
       <w:r>
         <w:rPr>
-          <w:rFonts w:ascii="仿宋_GB2312;仿宋" w:hAnsi="仿宋_GB2312;仿宋" w:hint="eastAsia"/>
-          <w:sz w:val="32"/>
-          <w:szCs w:val="32"/>
+          <w:rFonts w:ascii="宋体" w:hAnsi="宋体" w:eastAsia="宋体"/>
         </w:rPr>
-        <w:t xml:space="preserve">记录人（签名） </w:t>
-      </w:r>
-      <w:r>
-        <w:rPr>
-          <w:rFonts w:ascii="仿宋_GB2312;仿宋" w:hAnsi="仿宋_GB2312;仿宋" w:hint="eastAsia"/>
-          <w:sz w:val="32"/>
-          <w:szCs w:val="32"/>
-          <w:u w:val="single"/>
-        </w:rPr>
-        <w:t xml:space="preserve">             </w:t>
-      </w:r>
-      <w:r>
-        <w:rPr>
-          <w:rFonts w:ascii="仿宋_GB2312;仿宋" w:hAnsi="仿宋_GB2312;仿宋" w:hint="eastAsia"/>
-          <w:sz w:val="32"/>
-          <w:szCs w:val="32"/>
-        </w:rPr>
-        <w:t>工作单位</w:t>
-      </w:r>
-      <w:r>
-        <w:rPr>
-          <w:rFonts w:ascii="仿宋_GB2312;仿宋" w:hAnsi="仿宋_GB2312;仿宋" w:hint="eastAsia"/>
-          <w:sz w:val="32"/>
-          <w:szCs w:val="32"/>
-          <w:u w:val="single"/>
-        </w:rPr>
-        <w:t xml:space="preserve">                                         </w:t>
+        <w:t>被询问/讯问人 性别 年龄 出生日期</w:t>
       </w:r>
     </w:p>
     <w:p>
-      <w:pPr>
-        <w:pStyle w:val="BodyTextIndent"/>
-        <w:spacing w:lineRule="exact" w:line="440"/>
-        <w:ind w:start="0" w:end="0"/>
-        <w:rPr>
-          <w:rFonts w:ascii="仿宋_GB2312;仿宋" w:hAnsi="仿宋_GB2312;仿宋" w:hint="eastAsia"/>
-          <w:sz w:val="32"/>
-          <w:szCs w:val="32"/>
-          <w:u w:val="single"/>
-        </w:rPr>
-      </w:pPr>
       <w:r>
         <w:rPr>
-          <w:rFonts w:ascii="仿宋_GB2312;仿宋" w:hAnsi="仿宋_GB2312;仿宋" w:hint="eastAsia"/>
-          <w:sz w:val="32"/>
-          <w:szCs w:val="32"/>
+          <w:rFonts w:ascii="宋体" w:hAnsi="宋体" w:eastAsia="宋体"/>
         </w:rPr>
-        <w:t>被询问</w:t>
-      </w:r>
-      <w:r>
-        <w:rPr>
-          <w:rFonts w:hint="eastAsia" w:ascii="仿宋_GB2312;仿宋" w:hAnsi="仿宋_GB2312;仿宋"/>
-          <w:sz w:val="32"/>
-          <w:szCs w:val="32"/>
-        </w:rPr>
-        <w:t>/</w:t>
-      </w:r>
-      <w:r>
-        <w:rPr>
-          <w:rFonts w:ascii="仿宋_GB2312;仿宋" w:hAnsi="仿宋_GB2312;仿宋" w:hint="eastAsia"/>
-          <w:sz w:val="32"/>
-          <w:szCs w:val="32"/>
-        </w:rPr>
-        <w:t>讯问人</w:t>
-      </w:r>
-      <w:r>
-        <w:rPr>
-          <w:rFonts w:ascii="仿宋_GB2312;仿宋" w:hAnsi="仿宋_GB2312;仿宋" w:hint="eastAsia"/>
-          <w:sz w:val="32"/>
-          <w:szCs w:val="32"/>
-          <w:u w:val="single"/>
-        </w:rPr>
-        <w:t xml:space="preserve">          </w:t>
-      </w:r>
-      <w:r>
-        <w:rPr>
-          <w:rFonts w:ascii="仿宋_GB2312;仿宋" w:hAnsi="仿宋_GB2312;仿宋" w:hint="eastAsia"/>
-          <w:sz w:val="32"/>
-          <w:szCs w:val="32"/>
-        </w:rPr>
-        <w:t>性别</w:t>
-      </w:r>
-      <w:r>
-        <w:rPr>
-          <w:rFonts w:ascii="仿宋_GB2312;仿宋" w:hAnsi="仿宋_GB2312;仿宋" w:hint="eastAsia"/>
-          <w:sz w:val="32"/>
-          <w:szCs w:val="32"/>
-          <w:u w:val="single"/>
-        </w:rPr>
-        <w:t xml:space="preserve">     </w:t>
-      </w:r>
-      <w:r>
-        <w:rPr>
-          <w:rFonts w:ascii="仿宋_GB2312;仿宋" w:hAnsi="仿宋_GB2312;仿宋" w:hint="eastAsia"/>
-          <w:sz w:val="32"/>
-          <w:szCs w:val="32"/>
-        </w:rPr>
-        <w:t>年龄</w:t>
-      </w:r>
-      <w:r>
-        <w:rPr>
-          <w:rFonts w:ascii="仿宋_GB2312;仿宋" w:hAnsi="仿宋_GB2312;仿宋" w:hint="eastAsia"/>
-          <w:sz w:val="32"/>
-          <w:szCs w:val="32"/>
-          <w:u w:val="single"/>
-        </w:rPr>
-        <w:t xml:space="preserve">     </w:t>
-      </w:r>
-      <w:r>
-        <w:rPr>
-          <w:rFonts w:ascii="仿宋_GB2312;仿宋" w:hAnsi="仿宋_GB2312;仿宋" w:hint="eastAsia"/>
-          <w:sz w:val="32"/>
-          <w:szCs w:val="32"/>
-        </w:rPr>
-        <w:t>出生日期</w:t>
-      </w:r>
-      <w:r>
-        <w:rPr>
-          <w:rFonts w:ascii="仿宋_GB2312;仿宋" w:hAnsi="仿宋_GB2312;仿宋" w:hint="eastAsia"/>
-          <w:sz w:val="32"/>
-          <w:szCs w:val="32"/>
-          <w:u w:val="single"/>
-        </w:rPr>
-        <w:t xml:space="preserve">           </w:t>
+        <w:t>身份证件种类及号码 □是□否人大代表</w:t>
       </w:r>
     </w:p>
     <w:p>
-      <w:pPr>
-        <w:pStyle w:val="BodyTextIndent"/>
-        <w:spacing w:lineRule="exact" w:line="440"/>
-        <w:ind w:start="0" w:end="0"/>
-        <w:rPr>
-          <w:rFonts w:ascii="仿宋_GB2312;仿宋" w:hAnsi="仿宋_GB2312;仿宋" w:hint="eastAsia"/>
-          <w:sz w:val="32"/>
-          <w:szCs w:val="32"/>
-          <w:u w:val="single"/>
-        </w:rPr>
-      </w:pPr>
       <w:r>
         <w:rPr>
-          <w:rFonts w:ascii="仿宋_GB2312;仿宋" w:hAnsi="仿宋_GB2312;仿宋" w:hint="eastAsia"/>
-          <w:sz w:val="32"/>
-          <w:szCs w:val="32"/>
+          <w:rFonts w:ascii="宋体" w:hAnsi="宋体" w:eastAsia="宋体"/>
         </w:rPr>
-        <w:t>身份证件种类及号码</w:t>
-      </w:r>
-      <w:r>
-        <w:rPr>
-          <w:rFonts w:ascii="仿宋_GB2312;仿宋" w:hAnsi="仿宋_GB2312;仿宋" w:hint="eastAsia"/>
-          <w:sz w:val="32"/>
-          <w:szCs w:val="32"/>
-          <w:u w:val="single"/>
-        </w:rPr>
-        <w:t xml:space="preserve">                          </w:t>
-      </w:r>
-      <w:r>
-        <w:rPr>
-          <w:rFonts w:ascii="仿宋_GB2312;仿宋" w:hAnsi="仿宋_GB2312;仿宋" w:hint="eastAsia"/>
-          <w:sz w:val="32"/>
-          <w:szCs w:val="32"/>
-        </w:rPr>
-        <w:t>□是</w:t>
-      </w:r>
-      <w:r>
-        <w:rPr>
-          <w:rFonts w:ascii="宋体" w:hAnsi="宋体" w:cs="宋体" w:hint="eastAsia" w:eastAsia="宋体"/>
-          <w:sz w:val="32"/>
-          <w:szCs w:val="32"/>
-        </w:rPr>
-        <w:t>□</w:t>
-      </w:r>
-      <w:r>
-        <w:rPr>
-          <w:rFonts w:ascii="仿宋_GB2312;仿宋" w:hAnsi="仿宋_GB2312;仿宋" w:hint="eastAsia"/>
-          <w:sz w:val="32"/>
-          <w:szCs w:val="32"/>
-        </w:rPr>
-        <w:t xml:space="preserve">否人大代表    </w:t>
-      </w:r>
-      <w:r>
-        <w:rPr>
-          <w:rFonts w:ascii="仿宋_GB2312;仿宋" w:hAnsi="仿宋_GB2312;仿宋" w:hint="eastAsia"/>
-          <w:sz w:val="32"/>
-          <w:szCs w:val="32"/>
-          <w:u w:val="single"/>
-        </w:rPr>
-        <w:t xml:space="preserve">                                                                   </w:t>
+        <w:t>现住址 联系方式</w:t>
       </w:r>
     </w:p>
     <w:p>
-      <w:pPr>
-        <w:pStyle w:val="BodyTextIndent"/>
-        <w:spacing w:lineRule="exact" w:line="440"/>
-        <w:ind w:start="0" w:end="0"/>
-        <w:rPr>
-          <w:rFonts w:ascii="仿宋_GB2312;仿宋" w:hAnsi="仿宋_GB2312;仿宋" w:hint="eastAsia"/>
-          <w:sz w:val="32"/>
-          <w:szCs w:val="32"/>
-          <w:u w:val="single"/>
-        </w:rPr>
-      </w:pPr>
       <w:r>
         <w:rPr>
-          <w:rFonts w:ascii="仿宋_GB2312;仿宋" w:hAnsi="仿宋_GB2312;仿宋" w:hint="eastAsia"/>
-          <w:sz w:val="32"/>
-          <w:szCs w:val="32"/>
+          <w:rFonts w:ascii="宋体" w:hAnsi="宋体" w:eastAsia="宋体"/>
         </w:rPr>
-        <w:t>现住址</w:t>
-      </w:r>
-      <w:r>
-        <w:rPr>
-          <w:rFonts w:ascii="仿宋_GB2312;仿宋" w:hAnsi="仿宋_GB2312;仿宋" w:hint="eastAsia"/>
-          <w:sz w:val="32"/>
-          <w:szCs w:val="32"/>
-          <w:u w:val="single"/>
-        </w:rPr>
-        <w:t xml:space="preserve">                                    </w:t>
-      </w:r>
-      <w:r>
-        <w:rPr>
-          <w:rFonts w:ascii="仿宋_GB2312;仿宋" w:hAnsi="仿宋_GB2312;仿宋" w:hint="eastAsia"/>
-          <w:sz w:val="32"/>
-          <w:szCs w:val="32"/>
-        </w:rPr>
-        <w:t>联系方式</w:t>
-      </w:r>
-      <w:r>
-        <w:rPr>
-          <w:rFonts w:ascii="仿宋_GB2312;仿宋" w:hAnsi="仿宋_GB2312;仿宋" w:hint="eastAsia"/>
-          <w:sz w:val="32"/>
-          <w:szCs w:val="32"/>
-          <w:u w:val="single"/>
-        </w:rPr>
-        <w:t xml:space="preserve">                                                   </w:t>
+        <w:t>户籍所在地</w:t>
       </w:r>
     </w:p>
     <w:p>
-      <w:pPr>
-        <w:pStyle w:val="BodyTextIndent"/>
-        <w:spacing w:lineRule="exact" w:line="440"/>
-        <w:ind w:start="0" w:end="0"/>
-        <w:rPr>
-          <w:rFonts w:ascii="仿宋_GB2312;仿宋" w:hAnsi="仿宋_GB2312;仿宋" w:hint="eastAsia"/>
-          <w:sz w:val="32"/>
-          <w:szCs w:val="32"/>
-          <w:u w:val="single"/>
-        </w:rPr>
-      </w:pPr>
       <w:r>
         <w:rPr>
-          <w:rFonts w:ascii="仿宋_GB2312;仿宋" w:hAnsi="仿宋_GB2312;仿宋" w:hint="eastAsia"/>
-          <w:sz w:val="32"/>
-          <w:szCs w:val="32"/>
+          <w:rFonts w:ascii="宋体" w:hAnsi="宋体" w:eastAsia="宋体"/>
         </w:rPr>
-        <w:t>户籍所在地</w:t>
-      </w:r>
-      <w:r>
-        <w:rPr>
-          <w:rFonts w:ascii="仿宋_GB2312;仿宋" w:hAnsi="仿宋_GB2312;仿宋" w:hint="eastAsia"/>
-          <w:sz w:val="32"/>
-          <w:szCs w:val="32"/>
-          <w:u w:val="single"/>
-        </w:rPr>
-        <w:t xml:space="preserve">                                                  </w:t>
+        <w:t>（口头传唤∕被扭送∕自动投案的被询问/讯问人 月 日 时 分到</w:t>
       </w:r>
     </w:p>
     <w:p>
-      <w:pPr>
-        <w:pStyle w:val="BodyTextIndent"/>
-        <w:spacing w:lineRule="exact" w:line="440"/>
-        <w:ind w:start="6" w:end="0"/>
-        <w:rPr>
-          <w:rFonts w:ascii="仿宋_GB2312;仿宋" w:hAnsi="仿宋_GB2312;仿宋" w:hint="eastAsia"/>
-          <w:sz w:val="30"/>
-          <w:szCs w:val="30"/>
-        </w:rPr>
-      </w:pPr>
       <w:r>
         <w:rPr>
-          <w:rFonts w:ascii="仿宋_GB2312;仿宋" w:hAnsi="仿宋_GB2312;仿宋" w:hint="eastAsia"/>
-          <w:sz w:val="30"/>
-          <w:szCs w:val="30"/>
+          <w:rFonts w:ascii="宋体" w:hAnsi="宋体" w:eastAsia="宋体"/>
         </w:rPr>
-        <w:t>（口头传唤</w:t>
-      </w:r>
-      <w:r>
-        <w:rPr>
-          <w:rFonts w:ascii="仿宋_GB2312;仿宋" w:hAnsi="仿宋_GB2312;仿宋" w:cs="宋体" w:hint="eastAsia" w:eastAsia="宋体"/>
-          <w:sz w:val="30"/>
-          <w:szCs w:val="30"/>
-        </w:rPr>
-        <w:t>∕</w:t>
-      </w:r>
-      <w:r>
-        <w:rPr>
-          <w:rFonts w:ascii="仿宋_GB2312;仿宋" w:hAnsi="仿宋_GB2312;仿宋" w:hint="eastAsia"/>
-          <w:sz w:val="30"/>
-          <w:szCs w:val="30"/>
-        </w:rPr>
-        <w:t>被扭送</w:t>
-      </w:r>
-      <w:r>
-        <w:rPr>
-          <w:rFonts w:ascii="仿宋_GB2312;仿宋" w:hAnsi="仿宋_GB2312;仿宋" w:cs="宋体" w:hint="eastAsia" w:eastAsia="宋体"/>
-          <w:sz w:val="30"/>
-          <w:szCs w:val="30"/>
-        </w:rPr>
-        <w:t>∕</w:t>
-      </w:r>
-      <w:r>
-        <w:rPr>
-          <w:rFonts w:ascii="仿宋_GB2312;仿宋" w:hAnsi="仿宋_GB2312;仿宋" w:hint="eastAsia"/>
-          <w:sz w:val="30"/>
-          <w:szCs w:val="30"/>
-        </w:rPr>
-        <w:t>自动投案的被询问</w:t>
-      </w:r>
-      <w:r>
-        <w:rPr>
-          <w:rFonts w:hint="eastAsia" w:ascii="仿宋_GB2312;仿宋" w:hAnsi="仿宋_GB2312;仿宋"/>
-          <w:sz w:val="30"/>
-          <w:szCs w:val="30"/>
-        </w:rPr>
-        <w:t>/</w:t>
-      </w:r>
-      <w:r>
-        <w:rPr>
-          <w:rFonts w:ascii="仿宋_GB2312;仿宋" w:hAnsi="仿宋_GB2312;仿宋" w:hint="eastAsia"/>
-          <w:sz w:val="30"/>
-          <w:szCs w:val="30"/>
-        </w:rPr>
-        <w:t>讯问人</w:t>
-      </w:r>
-      <w:r>
-        <w:rPr>
-          <w:rFonts w:ascii="仿宋_GB2312;仿宋" w:hAnsi="仿宋_GB2312;仿宋" w:hint="eastAsia"/>
-          <w:sz w:val="30"/>
-          <w:szCs w:val="30"/>
-          <w:u w:val="single"/>
-        </w:rPr>
-        <w:t xml:space="preserve">   </w:t>
-      </w:r>
-      <w:r>
-        <w:rPr>
-          <w:rFonts w:ascii="仿宋_GB2312;仿宋" w:hAnsi="仿宋_GB2312;仿宋" w:hint="eastAsia"/>
-          <w:sz w:val="30"/>
-          <w:szCs w:val="30"/>
-        </w:rPr>
-        <w:t>月</w:t>
-      </w:r>
-      <w:r>
-        <w:rPr>
-          <w:rFonts w:ascii="仿宋_GB2312;仿宋" w:hAnsi="仿宋_GB2312;仿宋" w:hint="eastAsia"/>
-          <w:sz w:val="30"/>
-          <w:szCs w:val="30"/>
-          <w:u w:val="single"/>
-        </w:rPr>
-        <w:t xml:space="preserve">   </w:t>
-      </w:r>
-      <w:r>
-        <w:rPr>
-          <w:rFonts w:ascii="仿宋_GB2312;仿宋" w:hAnsi="仿宋_GB2312;仿宋" w:hint="eastAsia"/>
-          <w:sz w:val="30"/>
-          <w:szCs w:val="30"/>
-        </w:rPr>
-        <w:t>日</w:t>
-      </w:r>
-      <w:r>
-        <w:rPr>
-          <w:rFonts w:ascii="仿宋_GB2312;仿宋" w:hAnsi="仿宋_GB2312;仿宋" w:hint="eastAsia"/>
-          <w:sz w:val="30"/>
-          <w:szCs w:val="30"/>
-          <w:u w:val="single"/>
-        </w:rPr>
-        <w:t xml:space="preserve">   </w:t>
-      </w:r>
-      <w:r>
-        <w:rPr>
-          <w:rFonts w:ascii="仿宋_GB2312;仿宋" w:hAnsi="仿宋_GB2312;仿宋" w:hint="eastAsia"/>
-          <w:sz w:val="30"/>
-          <w:szCs w:val="30"/>
-        </w:rPr>
-        <w:t>时</w:t>
-      </w:r>
-      <w:r>
-        <w:rPr>
-          <w:rFonts w:ascii="仿宋_GB2312;仿宋" w:hAnsi="仿宋_GB2312;仿宋" w:hint="eastAsia"/>
-          <w:sz w:val="30"/>
-          <w:szCs w:val="30"/>
-          <w:u w:val="single"/>
-        </w:rPr>
-        <w:t xml:space="preserve">  </w:t>
-      </w:r>
-      <w:r>
-        <w:rPr>
-          <w:rFonts w:ascii="仿宋_GB2312;仿宋" w:hAnsi="仿宋_GB2312;仿宋" w:hint="eastAsia"/>
-          <w:sz w:val="30"/>
-          <w:szCs w:val="30"/>
-        </w:rPr>
-        <w:t>分到达，</w:t>
-      </w:r>
-      <w:r>
-        <w:rPr>
-          <w:rFonts w:ascii="仿宋_GB2312;仿宋" w:hAnsi="仿宋_GB2312;仿宋" w:hint="eastAsia"/>
-          <w:sz w:val="30"/>
-          <w:szCs w:val="30"/>
-          <w:u w:val="single"/>
-        </w:rPr>
-        <w:t xml:space="preserve">    </w:t>
-      </w:r>
-      <w:r>
-        <w:rPr>
-          <w:rFonts w:ascii="仿宋_GB2312;仿宋" w:hAnsi="仿宋_GB2312;仿宋" w:hint="eastAsia"/>
-          <w:sz w:val="30"/>
-          <w:szCs w:val="30"/>
-        </w:rPr>
-        <w:t>月</w:t>
-      </w:r>
-      <w:r>
-        <w:rPr>
-          <w:rFonts w:ascii="仿宋_GB2312;仿宋" w:hAnsi="仿宋_GB2312;仿宋" w:hint="eastAsia"/>
-          <w:sz w:val="30"/>
-          <w:szCs w:val="30"/>
-          <w:u w:val="single"/>
-        </w:rPr>
-        <w:t xml:space="preserve">   </w:t>
-      </w:r>
-      <w:r>
-        <w:rPr>
-          <w:rFonts w:ascii="仿宋_GB2312;仿宋" w:hAnsi="仿宋_GB2312;仿宋" w:hint="eastAsia"/>
-          <w:sz w:val="30"/>
-          <w:szCs w:val="30"/>
-        </w:rPr>
-        <w:t>日</w:t>
-      </w:r>
-      <w:r>
-        <w:rPr>
-          <w:rFonts w:ascii="仿宋_GB2312;仿宋" w:hAnsi="仿宋_GB2312;仿宋" w:hint="eastAsia"/>
-          <w:sz w:val="30"/>
-          <w:szCs w:val="30"/>
-          <w:u w:val="single"/>
-        </w:rPr>
-        <w:t xml:space="preserve">   </w:t>
-      </w:r>
-      <w:r>
-        <w:rPr>
-          <w:rFonts w:ascii="仿宋_GB2312;仿宋" w:hAnsi="仿宋_GB2312;仿宋" w:hint="eastAsia"/>
-          <w:sz w:val="30"/>
-          <w:szCs w:val="30"/>
-        </w:rPr>
-        <w:t>时</w:t>
-      </w:r>
-      <w:r>
-        <w:rPr>
-          <w:rFonts w:ascii="仿宋_GB2312;仿宋" w:hAnsi="仿宋_GB2312;仿宋" w:hint="eastAsia"/>
-          <w:sz w:val="30"/>
-          <w:szCs w:val="30"/>
-          <w:u w:val="single"/>
-        </w:rPr>
-        <w:t xml:space="preserve">  </w:t>
-      </w:r>
-      <w:r>
-        <w:rPr>
-          <w:rFonts w:ascii="仿宋_GB2312;仿宋" w:hAnsi="仿宋_GB2312;仿宋" w:hint="eastAsia"/>
-          <w:sz w:val="30"/>
-          <w:szCs w:val="30"/>
-        </w:rPr>
-        <w:t>分离开，本人签名</w:t>
-      </w:r>
-      <w:r>
-        <w:rPr>
-          <w:rFonts w:ascii="仿宋_GB2312;仿宋" w:hAnsi="仿宋_GB2312;仿宋" w:hint="eastAsia"/>
-          <w:sz w:val="30"/>
-          <w:szCs w:val="30"/>
-          <w:u w:val="single"/>
-        </w:rPr>
-        <w:t xml:space="preserve">             </w:t>
-      </w:r>
-      <w:r>
-        <w:rPr>
-          <w:rFonts w:ascii="仿宋_GB2312;仿宋" w:hAnsi="仿宋_GB2312;仿宋" w:hint="eastAsia"/>
-          <w:sz w:val="30"/>
-          <w:szCs w:val="30"/>
-        </w:rPr>
-        <w:t>）。</w:t>
+        <w:t>达， 月 日 时 分离开，本人签名 ）。</w:t>
       </w:r>
     </w:p>
     <w:p>
-      <w:pPr>
-        <w:pStyle w:val="BodyTextIndent"/>
-        <w:spacing w:lineRule="exact" w:line="440"/>
-        <w:ind w:start="0" w:end="0"/>
-        <w:rPr>
-          <w:rFonts w:ascii="仿宋_GB2312;仿宋" w:hAnsi="仿宋_GB2312;仿宋" w:hint="eastAsia"/>
-          <w:sz w:val="32"/>
-          <w:szCs w:val="32"/>
-          <w:u w:val="single"/>
-        </w:rPr>
-      </w:pPr>
       <w:r>
         <w:rPr>
-          <w:rFonts w:ascii="仿宋_GB2312;仿宋" w:hAnsi="仿宋_GB2312;仿宋" w:hint="eastAsia"/>
-          <w:sz w:val="32"/>
-          <w:szCs w:val="32"/>
-          <w:u w:val="single"/>
+          <w:rFonts w:ascii="宋体" w:hAnsi="宋体" w:eastAsia="宋体"/>
         </w:rPr>
-        <w:t xml:space="preserve">问：                                                                             </w:t>
+        <w:t>问：</w:t>
       </w:r>
     </w:p>
     <w:p>
-      <w:pPr>
-        <w:pStyle w:val="BodyTextIndent"/>
-        <w:spacing w:lineRule="exact" w:line="440"/>
-        <w:ind w:start="0" w:end="0"/>
-        <w:rPr>
-          <w:rFonts w:ascii="仿宋_GB2312;仿宋" w:hAnsi="仿宋_GB2312;仿宋" w:hint="eastAsia"/>
-          <w:sz w:val="24"/>
-          <w:szCs w:val="24"/>
-          <w:u w:val="single"/>
-        </w:rPr>
-      </w:pPr>
       <w:r>
         <w:rPr>
-          <w:rFonts w:ascii="仿宋_GB2312;仿宋" w:hAnsi="仿宋_GB2312;仿宋" w:hint="eastAsia"/>
-          <w:sz w:val="32"/>
-          <w:szCs w:val="32"/>
-          <w:u w:val="single"/>
+          <w:rFonts w:ascii="宋体" w:hAnsi="宋体" w:eastAsia="宋体"/>
         </w:rPr>
-        <w:t xml:space="preserve">答：                          </w:t>
-      </w:r>
-      <w:r>
-        <w:rPr>
-          <w:rFonts w:ascii="仿宋_GB2312;仿宋" w:hAnsi="仿宋_GB2312;仿宋" w:hint="eastAsia"/>
-          <w:sz w:val="24"/>
-          <w:szCs w:val="24"/>
-          <w:u w:val="single"/>
-        </w:rPr>
-        <w:t xml:space="preserve">                                          </w:t>
+        <w:t>答：</w:t>
       </w:r>
     </w:p>
     <w:p>
-      <w:pPr>
-        <w:pStyle w:val="BodyTextIndent"/>
-        <w:spacing w:lineRule="exact" w:line="440"/>
-        <w:ind w:start="0" w:end="0"/>
-        <w:rPr>
-          <w:rFonts w:ascii="仿宋_GB2312;仿宋" w:hAnsi="仿宋_GB2312;仿宋" w:hint="eastAsia"/>
-          <w:sz w:val="32"/>
-          <w:szCs w:val="32"/>
-          <w:u w:val="single"/>
-        </w:rPr>
-      </w:pPr>
       <w:r>
         <w:rPr>
-          <w:rFonts w:ascii="仿宋_GB2312;仿宋" w:hAnsi="仿宋_GB2312;仿宋" w:hint="eastAsia"/>
-          <w:sz w:val="32"/>
-          <w:szCs w:val="32"/>
-          <w:u w:val="single"/>
+          <w:rFonts w:ascii="宋体" w:hAnsi="宋体" w:eastAsia="宋体"/>
         </w:rPr>
-        <w:t xml:space="preserve">                                                                                                                            </w:t>
+        <w:t>第 页 共 页</w:t>
       </w:r>
     </w:p>
-    <w:p>
-      <w:pPr>
-        <w:pStyle w:val="BodyTextIndent"/>
-        <w:spacing w:lineRule="exact" w:line="440"/>
-        <w:ind w:start="0" w:end="0"/>
-        <w:rPr>
-          <w:rFonts w:ascii="仿宋_GB2312;仿宋" w:hAnsi="仿宋_GB2312;仿宋" w:hint="eastAsia"/>
-          <w:sz w:val="32"/>
-          <w:szCs w:val="32"/>
-          <w:u w:val="single"/>
-        </w:rPr>
-      </w:pPr>
-      <w:r>
-        <w:rPr>
-          <w:rFonts w:ascii="仿宋_GB2312;仿宋" w:hAnsi="仿宋_GB2312;仿宋" w:hint="eastAsia"/>
-          <w:sz w:val="32"/>
-          <w:szCs w:val="32"/>
-          <w:u w:val="single"/>
-        </w:rPr>
-        <w:t xml:space="preserve">                                                            </w:t>
-      </w:r>
-    </w:p>
-    <w:p>
-      <w:pPr>
-        <w:pStyle w:val="BodyTextIndent"/>
-        <w:spacing w:lineRule="exact" w:line="440"/>
-        <w:ind w:start="0" w:end="0"/>
-        <w:rPr>
-          <w:rFonts w:ascii="仿宋_GB2312;仿宋" w:hAnsi="仿宋_GB2312;仿宋" w:hint="eastAsia"/>
-          <w:sz w:val="32"/>
-          <w:szCs w:val="32"/>
-          <w:u w:val="single"/>
-        </w:rPr>
-      </w:pPr>
-      <w:r>
-        <w:rPr>
-          <w:rFonts w:ascii="仿宋_GB2312;仿宋" w:hAnsi="仿宋_GB2312;仿宋" w:hint="eastAsia"/>
-          <w:sz w:val="32"/>
-          <w:szCs w:val="32"/>
-          <w:u w:val="single"/>
-        </w:rPr>
-        <w:t xml:space="preserve">                                                              </w:t>
-      </w:r>
-    </w:p>
-    <w:p>
-      <w:pPr>
-        <w:pStyle w:val="BodyTextIndent"/>
-        <w:spacing w:lineRule="exact" w:line="440"/>
-        <w:ind w:start="0" w:end="0"/>
-        <w:rPr>
-          <w:rFonts w:ascii="仿宋_GB2312;仿宋" w:hAnsi="仿宋_GB2312;仿宋" w:hint="eastAsia"/>
-          <w:sz w:val="32"/>
-          <w:szCs w:val="32"/>
-          <w:u w:val="single"/>
-        </w:rPr>
-      </w:pPr>
-      <w:r>
-        <w:rPr>
-          <w:rFonts w:ascii="仿宋_GB2312;仿宋" w:hAnsi="仿宋_GB2312;仿宋" w:hint="eastAsia"/>
-          <w:sz w:val="32"/>
-          <w:szCs w:val="32"/>
-          <w:u w:val="single"/>
-        </w:rPr>
-        <w:t xml:space="preserve">                                                            </w:t>
-      </w:r>
-    </w:p>
-    <w:p>
-      <w:pPr>
-        <w:pStyle w:val="BodyTextIndent"/>
-        <w:spacing w:lineRule="exact" w:line="440"/>
-        <w:ind w:start="0" w:end="0"/>
-        <w:rPr>
-          <w:rFonts w:ascii="仿宋_GB2312;仿宋" w:hAnsi="仿宋_GB2312;仿宋" w:hint="eastAsia"/>
-          <w:sz w:val="32"/>
-          <w:szCs w:val="32"/>
-          <w:u w:val="single"/>
-        </w:rPr>
-      </w:pPr>
-      <w:r>
-        <w:rPr>
-          <w:rFonts w:ascii="仿宋_GB2312;仿宋" w:hAnsi="仿宋_GB2312;仿宋" w:hint="eastAsia"/>
-          <w:sz w:val="32"/>
-          <w:szCs w:val="32"/>
-          <w:u w:val="single"/>
-        </w:rPr>
-        <w:t xml:space="preserve">                                                            </w:t>
-      </w:r>
-    </w:p>
-    <w:p>
-      <w:pPr>
-        <w:pStyle w:val="BodyTextIndent"/>
-        <w:spacing w:lineRule="exact" w:line="440"/>
-        <w:ind w:start="0" w:end="0"/>
-        <w:rPr>
-          <w:rFonts w:ascii="仿宋_GB2312;仿宋" w:hAnsi="仿宋_GB2312;仿宋" w:hint="eastAsia"/>
-          <w:sz w:val="32"/>
-          <w:szCs w:val="32"/>
-          <w:u w:val="single"/>
-        </w:rPr>
-      </w:pPr>
-      <w:r>
-        <w:rPr>
-          <w:rFonts w:ascii="仿宋_GB2312;仿宋" w:hAnsi="仿宋_GB2312;仿宋" w:hint="eastAsia"/>
-          <w:sz w:val="32"/>
-          <w:szCs w:val="32"/>
-          <w:u w:val="single"/>
-        </w:rPr>
-        <w:t xml:space="preserve">                                                            </w:t>
-      </w:r>
-    </w:p>
-    <w:p>
-      <w:pPr>
-        <w:pStyle w:val="BodyTextIndent"/>
-        <w:spacing w:lineRule="exact" w:line="440"/>
-        <w:ind w:start="0" w:end="0"/>
-        <w:rPr>
-          <w:rFonts w:ascii="仿宋_GB2312;仿宋" w:hAnsi="仿宋_GB2312;仿宋" w:hint="eastAsia"/>
-          <w:sz w:val="32"/>
-          <w:szCs w:val="32"/>
-          <w:u w:val="single"/>
-        </w:rPr>
-      </w:pPr>
-      <w:r>
-        <w:rPr>
-          <w:rFonts w:ascii="仿宋_GB2312;仿宋" w:hAnsi="仿宋_GB2312;仿宋" w:hint="eastAsia"/>
-          <w:sz w:val="32"/>
-          <w:szCs w:val="32"/>
-          <w:u w:val="single"/>
-        </w:rPr>
-        <w:t xml:space="preserve">                                                            </w:t>
-      </w:r>
-    </w:p>
-    <w:p>
-      <w:pPr>
-        <w:pStyle w:val="BodyTextIndent"/>
-        <w:spacing w:lineRule="exact" w:line="440"/>
-        <w:ind w:start="0" w:end="0"/>
-        <w:rPr>
-          <w:rFonts w:ascii="仿宋_GB2312;仿宋" w:hAnsi="仿宋_GB2312;仿宋" w:hint="eastAsia"/>
-          <w:sz w:val="32"/>
-          <w:szCs w:val="32"/>
-          <w:u w:val="single"/>
-        </w:rPr>
-      </w:pPr>
-      <w:r>
-        <w:rPr>
-          <w:rFonts w:ascii="仿宋_GB2312;仿宋" w:hAnsi="仿宋_GB2312;仿宋" w:hint="eastAsia"/>
-          <w:sz w:val="32"/>
-          <w:szCs w:val="32"/>
-          <w:u w:val="single"/>
-        </w:rPr>
-        <w:t xml:space="preserve">                                                            </w:t>
-      </w:r>
-    </w:p>
-    <w:p>
-      <w:pPr>
-        <w:pStyle w:val="BodyTextIndent"/>
-        <w:spacing w:lineRule="exact" w:line="440"/>
-        <w:ind w:start="0" w:end="0"/>
-        <w:rPr>
-          <w:rFonts w:ascii="仿宋_GB2312;仿宋" w:hAnsi="仿宋_GB2312;仿宋" w:hint="eastAsia"/>
-          <w:sz w:val="32"/>
-          <w:szCs w:val="32"/>
-          <w:u w:val="single"/>
-        </w:rPr>
-      </w:pPr>
-      <w:r>
-        <w:rPr>
-          <w:rFonts w:ascii="仿宋_GB2312;仿宋" w:hAnsi="仿宋_GB2312;仿宋" w:hint="eastAsia"/>
-          <w:sz w:val="32"/>
-          <w:szCs w:val="32"/>
-          <w:u w:val="single"/>
-        </w:rPr>
-        <w:t xml:space="preserve">                                                            </w:t>
-      </w:r>
-    </w:p>
-    <w:p>
-      <w:pPr>
-        <w:pStyle w:val="BodyTextIndent"/>
-        <w:spacing w:lineRule="exact" w:line="440"/>
-        <w:ind w:start="0" w:end="0"/>
-        <w:rPr>
-          <w:rFonts w:ascii="仿宋_GB2312;仿宋" w:hAnsi="仿宋_GB2312;仿宋" w:hint="eastAsia"/>
-          <w:sz w:val="32"/>
-          <w:szCs w:val="32"/>
-          <w:u w:val="single"/>
-        </w:rPr>
-      </w:pPr>
-      <w:r>
-        <w:rPr>
-          <w:rFonts w:ascii="仿宋_GB2312;仿宋" w:hAnsi="仿宋_GB2312;仿宋" w:hint="eastAsia"/>
-          <w:sz w:val="32"/>
-          <w:szCs w:val="32"/>
-          <w:u w:val="single"/>
-        </w:rPr>
-        <w:t xml:space="preserve">                                                            </w:t>
-      </w:r>
-    </w:p>
-    <w:p>
-      <w:pPr>
-        <w:pStyle w:val="BodyTextIndent"/>
-        <w:spacing w:lineRule="exact" w:line="440"/>
-        <w:ind w:start="0" w:end="0"/>
-        <w:rPr>
-          <w:rFonts w:ascii="仿宋_GB2312;仿宋" w:hAnsi="仿宋_GB2312;仿宋" w:hint="eastAsia"/>
-          <w:sz w:val="32"/>
-          <w:szCs w:val="32"/>
-          <w:u w:val="single"/>
-        </w:rPr>
-      </w:pPr>
-      <w:r>
-        <w:rPr>
-          <w:rFonts w:ascii="仿宋_GB2312;仿宋" w:hAnsi="仿宋_GB2312;仿宋" w:hint="eastAsia"/>
-          <w:sz w:val="32"/>
-          <w:szCs w:val="32"/>
-          <w:u w:val="single"/>
-        </w:rPr>
-        <w:t xml:space="preserve">                                                              </w:t>
-      </w:r>
-    </w:p>
-    <w:p>
-      <w:pPr>
-        <w:pStyle w:val="BodyTextIndent"/>
-        <w:spacing w:lineRule="exact" w:line="440"/>
-        <w:ind w:start="0" w:end="0"/>
-        <w:rPr>
-          <w:rFonts w:ascii="仿宋_GB2312;仿宋" w:hAnsi="仿宋_GB2312;仿宋" w:hint="eastAsia"/>
-          <w:sz w:val="32"/>
-          <w:szCs w:val="32"/>
-          <w:u w:val="single"/>
-        </w:rPr>
-      </w:pPr>
-      <w:r>
-        <w:rPr>
-          <w:rFonts w:ascii="仿宋_GB2312;仿宋" w:hAnsi="仿宋_GB2312;仿宋" w:hint="eastAsia"/>
-          <w:sz w:val="32"/>
-          <w:szCs w:val="32"/>
-          <w:u w:val="single"/>
-        </w:rPr>
-        <w:t xml:space="preserve">                                                             </w:t>
-      </w:r>
-    </w:p>
-    <w:p>
-      <w:pPr>
-        <w:pStyle w:val="BodyTextIndent"/>
-        <w:spacing w:lineRule="exact" w:line="440"/>
-        <w:ind w:start="0" w:end="0"/>
-        <w:rPr>
-          <w:rFonts w:ascii="仿宋_GB2312;仿宋" w:hAnsi="仿宋_GB2312;仿宋" w:hint="eastAsia"/>
-          <w:sz w:val="32"/>
-          <w:szCs w:val="32"/>
-          <w:u w:val="single"/>
-        </w:rPr>
-      </w:pPr>
-      <w:r>
-        <w:rPr>
-          <w:rFonts w:ascii="仿宋_GB2312;仿宋" w:hAnsi="仿宋_GB2312;仿宋" w:hint="eastAsia"/>
-          <w:sz w:val="32"/>
-          <w:szCs w:val="32"/>
-          <w:u w:val="single"/>
-        </w:rPr>
-        <w:t xml:space="preserve">                                                              </w:t>
-      </w:r>
-    </w:p>
-    <w:p>
-      <w:pPr>
-        <w:pStyle w:val="BodyTextIndent"/>
-        <w:spacing w:lineRule="exact" w:line="440"/>
-        <w:ind w:start="0" w:end="0"/>
-        <w:rPr>
-          <w:rFonts w:ascii="仿宋_GB2312;仿宋" w:hAnsi="仿宋_GB2312;仿宋" w:hint="eastAsia"/>
-          <w:sz w:val="32"/>
-          <w:szCs w:val="32"/>
-          <w:u w:val="single"/>
-        </w:rPr>
-      </w:pPr>
-      <w:r>
-        <w:rPr>
-          <w:rFonts w:ascii="仿宋_GB2312;仿宋" w:hAnsi="仿宋_GB2312;仿宋" w:hint="eastAsia"/>
-          <w:sz w:val="32"/>
-          <w:szCs w:val="32"/>
-          <w:u w:val="single"/>
-        </w:rPr>
-        <w:t xml:space="preserve">                                                              </w:t>
-      </w:r>
-    </w:p>
-    <w:p>
-      <w:pPr>
-        <w:pStyle w:val="BodyTextIndent"/>
-        <w:spacing w:lineRule="exact" w:line="440"/>
-        <w:ind w:firstLineChars="2394" w:startChars="0" w:start="0" w:endChars="0" w:end="0"/>
-        <w:rPr>
-          <w:rFonts w:ascii="仿宋_GB2312;仿宋" w:hAnsi="仿宋_GB2312;仿宋" w:hint="eastAsia"/>
-          <w:szCs w:val="28"/>
-        </w:rPr>
-      </w:pPr>
-      <w:r>
-        <w:rPr>
-          <w:rFonts w:ascii="仿宋_GB2312;仿宋" w:hAnsi="仿宋_GB2312;仿宋" w:hint="eastAsia"/>
-          <w:szCs w:val="28"/>
-        </w:rPr>
-        <w:t>第</w:t>
-      </w:r>
-      <w:r>
-        <w:rPr>
-          <w:rFonts w:hint="eastAsia"/>
-          <w:szCs w:val="28"/>
-          <w:u w:val="single"/>
-        </w:rPr>
-        <w:t xml:space="preserve">   </w:t>
-      </w:r>
-      <w:r>
-        <w:rPr>
-          <w:rFonts w:ascii="仿宋_GB2312;仿宋" w:hAnsi="仿宋_GB2312;仿宋" w:hint="eastAsia"/>
-          <w:szCs w:val="28"/>
-        </w:rPr>
-        <w:t>页  共</w:t>
-      </w:r>
-      <w:r>
-        <w:rPr>
-          <w:rFonts w:hint="eastAsia"/>
-          <w:szCs w:val="28"/>
-          <w:u w:val="single"/>
-        </w:rPr>
-        <w:t xml:space="preserve">   </w:t>
-      </w:r>
-      <w:r>
-        <w:rPr>
-          <w:rFonts w:ascii="仿宋_GB2312;仿宋" w:hAnsi="仿宋_GB2312;仿宋" w:hint="eastAsia"/>
-          <w:szCs w:val="28"/>
-        </w:rPr>
-        <w:t xml:space="preserve">页     </w:t>
-      </w:r>
-    </w:p>
-    <w:p>
-      <w:pPr>
-        <w:pStyle w:val="Style20"/>
-        <w:spacing w:lineRule="exact" w:line="440"/>
-        <w:rPr>
-          <w:rFonts w:ascii="黑体" w:hAnsi="黑体" w:eastAsia="黑体" w:hint="eastAsia"/>
-          <w:sz w:val="32"/>
-          <w:szCs w:val="32"/>
-        </w:rPr>
-      </w:pPr>
-      <w:r>
-        <w:rPr>
-          <w:rFonts w:eastAsia="黑体" w:hint="eastAsia" w:ascii="黑体" w:hAnsi="黑体"/>
-          <w:sz w:val="32"/>
-          <w:szCs w:val="32"/>
-        </w:rPr>
-      </w:r>
-    </w:p>
+    <w:sectPr>
+      <w:pgSz w:w="12240" w:h="15840"/>
+      <w:pgMar w:top="1440" w:right="1800" w:bottom="1440" w:left="1800" w:header="720" w:footer="720" w:gutter="0"/>
+      <w:cols w:space="720"/>
+      <w:docGrid w:linePitch="360"/>
+    </w:sectPr>
   </w:body>
 </w:document>
 </file>
@@ -1665,6 +503,10 @@
     <w:name w:val="Normal"/>
     <w:qFormat/>
     <w:rsid w:val="00FC693F"/>
+    <w:rPr>
+      <w:rFonts w:ascii="宋体" w:hAnsi="宋体"/>
+      <w:sz w:val="22"/>
+    </w:rPr>
   </w:style>
   <w:style w:type="paragraph" w:styleId="Header">
     <w:name w:val="header"/>
